--- a/paper/paper_humanized.docx
+++ b/paper/paper_humanized.docx
@@ -355,7 +355,7 @@
         <w:t xml:space="preserve"> </w:t>
       </w:r>
       <w:r>
-        <w:t xml:space="preserve">packets span eleven traffic types, including deliberately awkward cases such as</w:t>
+        <w:t xml:space="preserve">packets span twelve traffic types, including deliberately awkward cases such as</w:t>
       </w:r>
       <w:r>
         <w:t xml:space="preserve"> </w:t>
@@ -813,7 +813,7 @@
         <w:t xml:space="preserve"> </w:t>
       </w:r>
       <w:r>
-        <w:t xml:space="preserve">span eleven traffic types, including awkward Unstructured-PDU bytes and</w:t>
+        <w:t xml:space="preserve">span twelve traffic types, including awkward Unstructured-PDU bytes and</w:t>
       </w:r>
       <w:r>
         <w:t xml:space="preserve"> </w:t>
@@ -1560,7 +1560,7 @@
               <w:jc w:val="left"/>
             </w:pPr>
             <w:r>
-              <w:t xml:space="preserve">Lab-only traffic: the abuse generator, the realistic eleven-category benign generator (</w:t>
+              <w:t xml:space="preserve">Lab-only traffic: the abuse generator, the realistic twelve-category benign generator (</w:t>
             </w:r>
             <w:r>
               <w:rPr>
@@ -3040,7 +3040,7 @@
         <w:t xml:space="preserve"> </w:t>
       </w:r>
       <w:r>
-        <w:t xml:space="preserve">evenly across the five attack classes. The other 720 are benign and span eleven</w:t>
+        <w:t xml:space="preserve">evenly across the five attack classes. The other 720 are benign and span twelve</w:t>
       </w:r>
       <w:r>
         <w:t xml:space="preserve"> </w:t>
@@ -3262,7 +3262,7 @@
               <w:jc w:val="right"/>
             </w:pPr>
             <w:r>
-              <w:t xml:space="preserve">about 206 µs (raw-byte re-parsing)</w:t>
+              <w:t xml:space="preserve">about 686 µs (dissection and rules together)</w:t>
             </w:r>
           </w:p>
         </w:tc>
@@ -3286,7 +3286,7 @@
               <w:jc w:val="right"/>
             </w:pPr>
             <w:r>
-              <w:t xml:space="preserve">about 4,850 packets per second</w:t>
+              <w:t xml:space="preserve">about 1,450 packets per second</w:t>
             </w:r>
           </w:p>
         </w:tc>
@@ -4628,7 +4628,7 @@
         <w:t xml:space="preserve"> </w:t>
       </w:r>
       <w:r>
-        <w:t xml:space="preserve">eleven-category benign corpus of Section 6.1, including the awkward</w:t>
+        <w:t xml:space="preserve">twelve-category benign corpus of Section 6.1, including the awkward</w:t>
       </w:r>
       <w:r>
         <w:t xml:space="preserve"> </w:t>
@@ -5463,7 +5463,7 @@
         <w:t xml:space="preserve"> </w:t>
       </w:r>
       <w:r>
-        <w:t xml:space="preserve">corpus now spans eleven categories, two of them chosen to be awkward for the</w:t>
+        <w:t xml:space="preserve">corpus now spans twelve categories, two of them chosen to be awkward for the</w:t>
       </w:r>
       <w:r>
         <w:t xml:space="preserve"> </w:t>
@@ -5499,7 +5499,7 @@
         <w:t xml:space="preserve"> </w:t>
       </w:r>
       <w:r>
-        <w:t xml:space="preserve">against unusual-but-legitimate handset behaviour outside the eleven categories.</w:t>
+        <w:t xml:space="preserve">against unusual-but-legitimate handset behaviour outside the twelve categories.</w:t>
       </w:r>
       <w:r>
         <w:t xml:space="preserve"> </w:t>
@@ -5754,13 +5754,13 @@
         <w:t xml:space="preserve"> </w:t>
       </w:r>
       <w:r>
-        <w:t xml:space="preserve">The figure of about 4,850 packets per second (Section 6.1) reflects the real</w:t>
-      </w:r>
-      <w:r>
-        <w:t xml:space="preserve"> </w:t>
-      </w:r>
-      <w:r>
-        <w:t xml:space="preserve">cost of re-parsing raw bytes for every packet, but it is not validated against</w:t>
+        <w:t xml:space="preserve">The figure of about 1,450 packets per second (Section 6.1) reflects the real</w:t>
+      </w:r>
+      <w:r>
+        <w:t xml:space="preserve"> </w:t>
+      </w:r>
+      <w:r>
+        <w:t xml:space="preserve">cost of dissecting and checking every packet, but it is not validated against</w:t>
       </w:r>
       <w:r>
         <w:t xml:space="preserve"> </w:t>

--- a/paper/paper_humanized.docx
+++ b/paper/paper_humanized.docx
@@ -4028,7 +4028,7 @@
         <w:t xml:space="preserve"> </w:t>
       </w:r>
       <w:r>
-        <w:t xml:space="preserve">SCTP/NGAP, and targeting a listed core function. Five are documented blind spots:</w:t>
+        <w:t xml:space="preserve">SCTP/NGAP, and targeting a listed core function. Four are documented blind spots:</w:t>
       </w:r>
       <w:r>
         <w:t xml:space="preserve"> </w:t>
@@ -4040,19 +4040,31 @@
         <w:t xml:space="preserve"> </w:t>
       </w:r>
       <w:r>
-        <w:t xml:space="preserve">usual port, and a core function outside the configured set. The suite checks that</w:t>
-      </w:r>
-      <w:r>
-        <w:t xml:space="preserve"> </w:t>
-      </w:r>
-      <w:r>
-        <w:t xml:space="preserve">observed behaviour matches the labelled expectation on every case, so a change in</w:t>
-      </w:r>
-      <w:r>
-        <w:t xml:space="preserve"> </w:t>
-      </w:r>
-      <w:r>
-        <w:t xml:space="preserve">either direction fails the build.</w:t>
+        <w:t xml:space="preserve">usual port, and a core function outside the configured set. The remaining case is</w:t>
+      </w:r>
+      <w:r>
+        <w:t xml:space="preserve"> </w:t>
+      </w:r>
+      <w:r>
+        <w:t xml:space="preserve">correct silence rather than a blind spot: GTP-looking noise that carries no</w:t>
+      </w:r>
+      <w:r>
+        <w:t xml:space="preserve"> </w:t>
+      </w:r>
+      <w:r>
+        <w:t xml:space="preserve">routable inner IP, which the detector rightly leaves unflagged. The suite checks</w:t>
+      </w:r>
+      <w:r>
+        <w:t xml:space="preserve"> </w:t>
+      </w:r>
+      <w:r>
+        <w:t xml:space="preserve">that observed behaviour matches the labelled expectation on every case, so a</w:t>
+      </w:r>
+      <w:r>
+        <w:t xml:space="preserve"> </w:t>
+      </w:r>
+      <w:r>
+        <w:t xml:space="preserve">change in either direction fails the build.</w:t>
       </w:r>
     </w:p>
     <w:p>

--- a/paper/paper_humanized.docx
+++ b/paper/paper_humanized.docx
@@ -2436,7 +2436,25 @@
         <w:t xml:space="preserve">rules.py</w:t>
       </w:r>
       <w:r>
-        <w:t xml:space="preserve">) actively re-reads any</w:t>
+        <w:t xml:space="preserve">) actively re-reads the inner payload's raw bytes whenever the default</w:t>
+      </w:r>
+      <w:r>
+        <w:t xml:space="preserve"> </w:t>
+      </w:r>
+      <w:r>
+        <w:t xml:space="preserve">parse did not already yield a routable inner (an IPv4 or IPv6 packet) or a</w:t>
+      </w:r>
+      <w:r>
+        <w:t xml:space="preserve"> </w:t>
+      </w:r>
+      <w:r>
+        <w:t xml:space="preserve">recognised GTP header. This detail matters more than it first appears. Scapy</w:t>
+      </w:r>
+      <w:r>
+        <w:t xml:space="preserve"> </w:t>
+      </w:r>
+      <w:r>
+        <w:t xml:space="preserve">does not simply hand a nested GTP header back as</w:t>
       </w:r>
       <w:r>
         <w:t xml:space="preserve"> </w:t>
@@ -2448,34 +2466,118 @@
         <w:t xml:space="preserve">Raw</w:t>
       </w:r>
       <w:r>
-        <w:t xml:space="preserve"> </w:t>
-      </w:r>
-      <w:r>
-        <w:t xml:space="preserve">payload sitting under a GTP-U layer. If</w:t>
-      </w:r>
-      <w:r>
-        <w:t xml:space="preserve"> </w:t>
-      </w:r>
-      <w:r>
-        <w:t xml:space="preserve">the first byte's top three bits indicate GTP version 1 with the protocol-type bit</w:t>
-      </w:r>
-      <w:r>
-        <w:t xml:space="preserve"> </w:t>
-      </w:r>
-      <w:r>
-        <w:t xml:space="preserve">set, and the second byte is a known GTP message type (a G-PDU, an echo request or</w:t>
-      </w:r>
-      <w:r>
-        <w:t xml:space="preserve"> </w:t>
-      </w:r>
-      <w:r>
-        <w:t xml:space="preserve">response, and so on), the raw bytes are parsed again as a GTP header before the</w:t>
-      </w:r>
-      <w:r>
-        <w:t xml:space="preserve"> </w:t>
-      </w:r>
-      <w:r>
-        <w:t xml:space="preserve">rule checks for nesting.</w:t>
+        <w:t xml:space="preserve">: which class it guesses</w:t>
+      </w:r>
+      <w:r>
+        <w:t xml:space="preserve"> </w:t>
+      </w:r>
+      <w:r>
+        <w:t xml:space="preserve">depends on the outer message type. A nested header inside a realistic outer</w:t>
+      </w:r>
+      <w:r>
+        <w:t xml:space="preserve"> </w:t>
+      </w:r>
+      <w:r>
+        <w:t xml:space="preserve">G-PDU, the form a UPF actually decapsulates, is guessed from its first byte and</w:t>
+      </w:r>
+      <w:r>
+        <w:t xml:space="preserve"> </w:t>
+      </w:r>
+      <w:r>
+        <w:t xml:space="preserve">can come back as</w:t>
+      </w:r>
+      <w:r>
+        <w:t xml:space="preserve"> </w:t>
+      </w:r>
+      <w:r>
+        <w:rPr>
+          <w:rStyle w:val="VerbatimChar"/>
+        </w:rPr>
+        <w:t xml:space="preserve">Raw</w:t>
+      </w:r>
+      <w:r>
+        <w:t xml:space="preserve">, as</w:t>
+      </w:r>
+      <w:r>
+        <w:t xml:space="preserve"> </w:t>
+      </w:r>
+      <w:r>
+        <w:rPr>
+          <w:rStyle w:val="VerbatimChar"/>
+        </w:rPr>
+        <w:t xml:space="preserve">PPP</w:t>
+      </w:r>
+      <w:r>
+        <w:t xml:space="preserve">, or as another non-IP class, never as GTP.</w:t>
+      </w:r>
+      <w:r>
+        <w:t xml:space="preserve"> </w:t>
+      </w:r>
+      <w:r>
+        <w:t xml:space="preserve">Keying the re-parse on the</w:t>
+      </w:r>
+      <w:r>
+        <w:t xml:space="preserve"> </w:t>
+      </w:r>
+      <w:r>
+        <w:rPr>
+          <w:rStyle w:val="VerbatimChar"/>
+        </w:rPr>
+        <w:t xml:space="preserve">Raw</w:t>
+      </w:r>
+      <w:r>
+        <w:t xml:space="preserve"> </w:t>
+      </w:r>
+      <w:r>
+        <w:t xml:space="preserve">class alone would catch only the packets a</w:t>
+      </w:r>
+      <w:r>
+        <w:t xml:space="preserve"> </w:t>
+      </w:r>
+      <w:r>
+        <w:t xml:space="preserve">particular build of Scapy happens to leave as</w:t>
+      </w:r>
+      <w:r>
+        <w:t xml:space="preserve"> </w:t>
+      </w:r>
+      <w:r>
+        <w:rPr>
+          <w:rStyle w:val="VerbatimChar"/>
+        </w:rPr>
+        <w:t xml:space="preserve">Raw</w:t>
+      </w:r>
+      <w:r>
+        <w:t xml:space="preserve">; keying it on the bytes, as</w:t>
+      </w:r>
+      <w:r>
+        <w:t xml:space="preserve"> </w:t>
+      </w:r>
+      <w:r>
+        <w:t xml:space="preserve">we do, catches the nested tunnel regardless of which wrong class the default</w:t>
+      </w:r>
+      <w:r>
+        <w:t xml:space="preserve"> </w:t>
+      </w:r>
+      <w:r>
+        <w:t xml:space="preserve">parser assigned. If the first byte's top three bits indicate GTP version 1 with</w:t>
+      </w:r>
+      <w:r>
+        <w:t xml:space="preserve"> </w:t>
+      </w:r>
+      <w:r>
+        <w:t xml:space="preserve">the protocol-type bit set, and the second byte is a known GTP message type (a</w:t>
+      </w:r>
+      <w:r>
+        <w:t xml:space="preserve"> </w:t>
+      </w:r>
+      <w:r>
+        <w:t xml:space="preserve">G-PDU, an echo request or response, and so on), the bytes are parsed again as a</w:t>
+      </w:r>
+      <w:r>
+        <w:t xml:space="preserve"> </w:t>
+      </w:r>
+      <w:r>
+        <w:t xml:space="preserve">GTP header before the rule checks for nesting.</w:t>
       </w:r>
     </w:p>
     <w:p>
@@ -4399,9 +4501,9 @@
       <w:pPr>
         <w:pStyle w:val="Heading3"/>
       </w:pPr>
-      <w:bookmarkStart w:id="47" w:name="consistency-across-scapy-versions"/>
-      <w:r>
-        <w:t xml:space="preserve">6.4 Consistency across Scapy versions</w:t>
+      <w:bookmarkStart w:id="47" w:name="consistency-across-dissectors"/>
+      <w:r>
+        <w:t xml:space="preserve">6.4 Consistency across dissectors</w:t>
       </w:r>
       <w:bookmarkEnd w:id="47"/>
     </w:p>
@@ -4410,31 +4512,264 @@
         <w:pStyle w:val="FirstParagraph"/>
       </w:pPr>
       <w:r>
-        <w:t xml:space="preserve">The offline path ran under Scapy 2.4.4 on the host; the live path ran under Scapy</w:t>
-      </w:r>
-      <w:r>
-        <w:t xml:space="preserve"> </w:t>
-      </w:r>
-      <w:r>
-        <w:t xml:space="preserve">2.7.0 inside the container. R1 fired correctly under both. Because the central</w:t>
-      </w:r>
-      <w:r>
-        <w:t xml:space="preserve"> </w:t>
-      </w:r>
-      <w:r>
-        <w:t xml:space="preserve">finding in Section 5.1 is about a Scapy parsing edge case, confirming that the</w:t>
-      </w:r>
-      <w:r>
-        <w:t xml:space="preserve"> </w:t>
-      </w:r>
-      <w:r>
-        <w:t xml:space="preserve">fix is not itself fragile across Scapy versions is a small but relevant piece of</w:t>
-      </w:r>
-      <w:r>
-        <w:t xml:space="preserve"> </w:t>
-      </w:r>
-      <w:r>
-        <w:t xml:space="preserve">evidence.</w:t>
+        <w:t xml:space="preserve">If the nested-tunnel blind spot were a quirk of one library, the contribution</w:t>
+      </w:r>
+      <w:r>
+        <w:t xml:space="preserve"> </w:t>
+      </w:r>
+      <w:r>
+        <w:t xml:space="preserve">would be narrow. Three checks argue it is not.</w:t>
+      </w:r>
+    </w:p>
+    <w:p>
+      <w:pPr>
+        <w:pStyle w:val="BodyText"/>
+      </w:pPr>
+      <w:r>
+        <w:t xml:space="preserve">First, across Scapy versions: the offline path ran under Scapy 2.4.4 on the host</w:t>
+      </w:r>
+      <w:r>
+        <w:t xml:space="preserve"> </w:t>
+      </w:r>
+      <w:r>
+        <w:t xml:space="preserve">and the live path under Scapy 2.7.0 in the container, and R1 fired under both.</w:t>
+      </w:r>
+    </w:p>
+    <w:p>
+      <w:pPr>
+        <w:pStyle w:val="BodyText"/>
+      </w:pPr>
+      <w:r>
+        <w:t xml:space="preserve">Second, against an independent dissector. We wrote a three-packet probe capture</w:t>
+      </w:r>
+      <w:r>
+        <w:t xml:space="preserve"> </w:t>
+      </w:r>
+      <w:r>
+        <w:t xml:space="preserve">(</w:t>
+      </w:r>
+      <w:r>
+        <w:rPr>
+          <w:rStyle w:val="VerbatimChar"/>
+        </w:rPr>
+        <w:t xml:space="preserve">attacker/dissector_probe.py</w:t>
+      </w:r>
+      <w:r>
+        <w:t xml:space="preserve">): a bare-nested abuse packet, a benign packet</w:t>
+      </w:r>
+      <w:r>
+        <w:t xml:space="preserve"> </w:t>
+      </w:r>
+      <w:r>
+        <w:t xml:space="preserve">with an inner IP payload, and a control-plane-smuggle packet, all carried inside</w:t>
+      </w:r>
+      <w:r>
+        <w:t xml:space="preserve"> </w:t>
+      </w:r>
+      <w:r>
+        <w:t xml:space="preserve">a valid outer G-PDU. Read with Wireshark's</w:t>
+      </w:r>
+      <w:r>
+        <w:t xml:space="preserve"> </w:t>
+      </w:r>
+      <w:r>
+        <w:rPr>
+          <w:rStyle w:val="VerbatimChar"/>
+        </w:rPr>
+        <w:t xml:space="preserve">tshark</w:t>
+      </w:r>
+      <w:r>
+        <w:t xml:space="preserve">, all three frames are</w:t>
+      </w:r>
+      <w:r>
+        <w:t xml:space="preserve"> </w:t>
+      </w:r>
+      <w:r>
+        <w:t xml:space="preserve">recognised as GTP-U on the outer tunnel, but the nested frame's protocol stack</w:t>
+      </w:r>
+      <w:r>
+        <w:t xml:space="preserve"> </w:t>
+      </w:r>
+      <w:r>
+        <w:t xml:space="preserve">ends at that outer GTP-U: its inner bytes are absorbed as an opaque T-PDU, no</w:t>
+      </w:r>
+      <w:r>
+        <w:t xml:space="preserve"> </w:t>
+      </w:r>
+      <w:r>
+        <w:t xml:space="preserve">second GTP layer and no inner IP appear, so a detector that asks whether a</w:t>
+      </w:r>
+      <w:r>
+        <w:t xml:space="preserve"> </w:t>
+      </w:r>
+      <w:r>
+        <w:t xml:space="preserve">G-PDU's payload is itself GTP-U learns nothing. The benign and smuggle frames,</w:t>
+      </w:r>
+      <w:r>
+        <w:t xml:space="preserve"> </w:t>
+      </w:r>
+      <w:r>
+        <w:t xml:space="preserve">by contrast, decode to their inner IP exactly as in Scapy.</w:t>
+      </w:r>
+    </w:p>
+    <w:p>
+      <w:pPr>
+        <w:pStyle w:val="BodyText"/>
+      </w:pPr>
+      <w:r>
+        <w:t xml:space="preserve">Third, against Zeek, a third and independently written network monitor. On the</w:t>
+      </w:r>
+      <w:r>
+        <w:t xml:space="preserve"> </w:t>
+      </w:r>
+      <w:r>
+        <w:t xml:space="preserve">same probe, Zeek records exactly one GTPv1 tunnel, the outer one, and never a</w:t>
+      </w:r>
+      <w:r>
+        <w:t xml:space="preserve"> </w:t>
+      </w:r>
+      <w:r>
+        <w:t xml:space="preserve">nested second tunnel. It decapsulates and logs the inner connections of the</w:t>
+      </w:r>
+      <w:r>
+        <w:t xml:space="preserve"> </w:t>
+      </w:r>
+      <w:r>
+        <w:t xml:space="preserve">benign packet (an ICMP flow to the data network) and the smuggle packet (a UDP</w:t>
+      </w:r>
+      <w:r>
+        <w:t xml:space="preserve"> </w:t>
+      </w:r>
+      <w:r>
+        <w:t xml:space="preserve">flow to the PFCP port) through its tunnel-parent field, but the nested packet</w:t>
+      </w:r>
+      <w:r>
+        <w:t xml:space="preserve"> </w:t>
+      </w:r>
+      <w:r>
+        <w:t xml:space="preserve">produces no inner connection and not even a weird-log entry: Zeek forwards the</w:t>
+      </w:r>
+      <w:r>
+        <w:t xml:space="preserve"> </w:t>
+      </w:r>
+      <w:r>
+        <w:t xml:space="preserve">decapsulated payload to its IP analyzer, which rejects the nested GTP-U header as</w:t>
+      </w:r>
+      <w:r>
+        <w:t xml:space="preserve"> </w:t>
+      </w:r>
+      <w:r>
+        <w:t xml:space="preserve">not a valid IP packet and drops it silently.</w:t>
+      </w:r>
+    </w:p>
+    <w:p>
+      <w:pPr>
+        <w:pStyle w:val="BodyText"/>
+      </w:pPr>
+      <w:r>
+        <w:t xml:space="preserve">Three independently written implementations, each forwarding only a payload it</w:t>
+      </w:r>
+      <w:r>
+        <w:t xml:space="preserve"> </w:t>
+      </w:r>
+      <w:r>
+        <w:t xml:space="preserve">recognises as IP, therefore all miss the bare-nested form. This is also why the</w:t>
+      </w:r>
+      <w:r>
+        <w:t xml:space="preserve"> </w:t>
+      </w:r>
+      <w:r>
+        <w:t xml:space="preserve">re-parse keys on the raw bytes rather than on the class the default parser</w:t>
+      </w:r>
+      <w:r>
+        <w:t xml:space="preserve"> </w:t>
+      </w:r>
+      <w:r>
+        <w:t xml:space="preserve">assigned (Section 5.1). A realistic outer G-PDU makes Scapy guess the nested</w:t>
+      </w:r>
+      <w:r>
+        <w:t xml:space="preserve"> </w:t>
+      </w:r>
+      <w:r>
+        <w:t xml:space="preserve">bytes as</w:t>
+      </w:r>
+      <w:r>
+        <w:t xml:space="preserve"> </w:t>
+      </w:r>
+      <w:r>
+        <w:rPr>
+          <w:rStyle w:val="VerbatimChar"/>
+        </w:rPr>
+        <w:t xml:space="preserve">PPP</w:t>
+      </w:r>
+      <w:r>
+        <w:t xml:space="preserve">, not</w:t>
+      </w:r>
+      <w:r>
+        <w:t xml:space="preserve"> </w:t>
+      </w:r>
+      <w:r>
+        <w:rPr>
+          <w:rStyle w:val="VerbatimChar"/>
+        </w:rPr>
+        <w:t xml:space="preserve">Raw</w:t>
+      </w:r>
+      <w:r>
+        <w:t xml:space="preserve">, and an earlier version of the rule that only re-read</w:t>
+      </w:r>
+      <w:r>
+        <w:t xml:space="preserve"> </w:t>
+      </w:r>
+      <w:r>
+        <w:rPr>
+          <w:rStyle w:val="VerbatimChar"/>
+        </w:rPr>
+        <w:t xml:space="preserve">Raw</w:t>
+      </w:r>
+      <w:r>
+        <w:t xml:space="preserve"> </w:t>
+      </w:r>
+      <w:r>
+        <w:t xml:space="preserve">payloads missed exactly this realistic case until a probe with a valid</w:t>
+      </w:r>
+      <w:r>
+        <w:t xml:space="preserve"> </w:t>
+      </w:r>
+      <w:r>
+        <w:t xml:space="preserve">outer message type exposed it, a small instance of the paper's own thesis that</w:t>
+      </w:r>
+      <w:r>
+        <w:t xml:space="preserve"> </w:t>
+      </w:r>
+      <w:r>
+        <w:t xml:space="preserve">testing against realistic wire bytes finds what in-memory tests do not.</w:t>
+      </w:r>
+      <w:r>
+        <w:t xml:space="preserve"> </w:t>
+      </w:r>
+      <w:r>
+        <w:rPr>
+          <w:rStyle w:val="VerbatimChar"/>
+        </w:rPr>
+        <w:t xml:space="preserve">paper/REPRODUCE.md</w:t>
+      </w:r>
+      <w:r>
+        <w:t xml:space="preserve"> </w:t>
+      </w:r>
+      <w:r>
+        <w:t xml:space="preserve">Part D reproduces the whole check in a few commands.</w:t>
+      </w:r>
+      <w:r>
+        <w:t xml:space="preserve"> </w:t>
+      </w:r>
+      <w:r>
+        <w:t xml:space="preserve">Extending it to closed vendor stacks is the obvious next step and is not done</w:t>
+      </w:r>
+      <w:r>
+        <w:t xml:space="preserve"> </w:t>
+      </w:r>
+      <w:r>
+        <w:t xml:space="preserve">here.</w:t>
       </w:r>
     </w:p>
     <w:p>
